--- a/Docs/KLTN2026_Nhom35/LỜI CAM ĐOAN.docx
+++ b/Docs/KLTN2026_Nhom35/LỜI CAM ĐOAN.docx
@@ -55,7 +55,14 @@
         <w:rPr>
           <w:iCs/>
         </w:rPr>
-        <w:t>Những nội dung trong luận văn này là do tôi thực hiện dưới sự hướng dẫn trực tiếp của thầy Nguyễn Minh Nhật.</w:t>
+        <w:t xml:space="preserve">Những nội dung trong luận văn này là do tôi thực hiện dưới sự hướng dẫn trực tiếp của thầy Nguyễn </w:t>
+      </w:r>
+      <w:r>
+        <w:rPr>
+          <w:iCs/>
+          <w:lang w:val="en-US"/>
+        </w:rPr>
+        <w:t>Thanh Trung</w:t>
       </w:r>
     </w:p>
     <w:p>
@@ -158,7 +165,7 @@
           <w:iCs/>
           <w:lang w:val="en-US"/>
         </w:rPr>
-        <w:t>6</w:t>
+        <w:t>5</w:t>
       </w:r>
       <w:r>
         <w:rPr>
